--- a/docs/codegraph/Status_Summary.docx
+++ b/docs/codegraph/Status_Summary.docx
@@ -10,7 +10,7 @@
         <w:t xml:space="preserve">Status_Summary</w:t>
       </w:r>
     </w:p>
-    <w:bookmarkStart w:id="12" w:name="codegraph--status-summary"/>
+    <w:bookmarkStart w:id="13" w:name="codegraph--status-summary"/>
     <w:p>
       <w:pPr>
         <w:pStyle w:val="Heading1"/>
@@ -636,7 +636,7 @@
       </w:tr>
     </w:tbl>
     <w:bookmarkEnd w:id="9"/>
-    <w:bookmarkStart w:id="10" w:name="cadence-compliance-per-11480"/>
+    <w:bookmarkStart w:id="11" w:name="cadence-compliance-per-11480"/>
     <w:p>
       <w:pPr>
         <w:pStyle w:val="Heading2"/>
@@ -850,8 +850,313 @@
         </w:tc>
       </w:tr>
     </w:tbl>
+    <w:bookmarkStart w:id="10" w:name="semgrep-sast"/>
+    <w:p>
+      <w:pPr>
+        <w:pStyle w:val="Heading3"/>
+      </w:pPr>
+      <w:r>
+        <w:t xml:space="preserve">Semgrep SAST</w:t>
+      </w:r>
+    </w:p>
+    <w:tbl>
+      <w:tblPr>
+        <w:tblStyle w:val="Table"/>
+        <w:tblW w:type="auto" w:w="0"/>
+        <w:tblLook w:firstRow="1" w:lastRow="0" w:firstColumn="0" w:lastColumn="0" w:noHBand="0" w:noVBand="0" w:val="0020"/>
+      </w:tblPr>
+      <w:tblGrid>
+        <w:gridCol w:w="2640"/>
+        <w:gridCol w:w="2640"/>
+        <w:gridCol w:w="2640"/>
+      </w:tblGrid>
+      <w:tr>
+        <w:trPr>
+          <w:tblHeader w:val="on"/>
+        </w:trPr>
+        <w:tc>
+          <w:tcPr/>
+          <w:p>
+            <w:pPr>
+              <w:pStyle w:val="Compact"/>
+            </w:pPr>
+            <w:r>
+              <w:t xml:space="preserve">Component</w:t>
+            </w:r>
+          </w:p>
+        </w:tc>
+        <w:tc>
+          <w:tcPr/>
+          <w:p>
+            <w:pPr>
+              <w:pStyle w:val="Compact"/>
+            </w:pPr>
+            <w:r>
+              <w:t xml:space="preserve">Status</w:t>
+            </w:r>
+          </w:p>
+        </w:tc>
+        <w:tc>
+          <w:tcPr/>
+          <w:p>
+            <w:pPr>
+              <w:pStyle w:val="Compact"/>
+            </w:pPr>
+            <w:r>
+              <w:t xml:space="preserve">Last Checked</w:t>
+            </w:r>
+          </w:p>
+        </w:tc>
+      </w:tr>
+      <w:tr>
+        <w:tc>
+          <w:tcPr/>
+          <w:p>
+            <w:pPr>
+              <w:pStyle w:val="Compact"/>
+            </w:pPr>
+            <w:r>
+              <w:t xml:space="preserve">semgrep installed on PATH</w:t>
+            </w:r>
+          </w:p>
+        </w:tc>
+        <w:tc>
+          <w:tcPr/>
+          <w:p>
+            <w:pPr>
+              <w:pStyle w:val="Compact"/>
+            </w:pPr>
+            <w:r>
+              <w:t xml:space="preserve">PASS</w:t>
+            </w:r>
+          </w:p>
+        </w:tc>
+        <w:tc>
+          <w:tcPr/>
+          <w:p>
+            <w:pPr>
+              <w:pStyle w:val="Compact"/>
+            </w:pPr>
+            <w:r>
+              <w:t xml:space="preserve">2026-06-21</w:t>
+            </w:r>
+          </w:p>
+        </w:tc>
+      </w:tr>
+      <w:tr>
+        <w:tc>
+          <w:tcPr/>
+          <w:p>
+            <w:pPr>
+              <w:pStyle w:val="Compact"/>
+            </w:pPr>
+            <w:r>
+              <w:t xml:space="preserve">Known-vuln detection (eval injection)</w:t>
+            </w:r>
+          </w:p>
+        </w:tc>
+        <w:tc>
+          <w:tcPr/>
+          <w:p>
+            <w:pPr>
+              <w:pStyle w:val="Compact"/>
+            </w:pPr>
+            <w:r>
+              <w:t xml:space="preserve">PASS</w:t>
+            </w:r>
+          </w:p>
+        </w:tc>
+        <w:tc>
+          <w:tcPr/>
+          <w:p>
+            <w:pPr>
+              <w:pStyle w:val="Compact"/>
+            </w:pPr>
+            <w:r>
+              <w:t xml:space="preserve">2026-06-21</w:t>
+            </w:r>
+          </w:p>
+        </w:tc>
+      </w:tr>
+      <w:tr>
+        <w:tc>
+          <w:tcPr/>
+          <w:p>
+            <w:pPr>
+              <w:pStyle w:val="Compact"/>
+            </w:pPr>
+            <w:r>
+              <w:t xml:space="preserve">Registry connectivity</w:t>
+            </w:r>
+          </w:p>
+        </w:tc>
+        <w:tc>
+          <w:tcPr/>
+          <w:p>
+            <w:pPr>
+              <w:pStyle w:val="Compact"/>
+            </w:pPr>
+            <w:r>
+              <w:t xml:space="preserve">PASS</w:t>
+            </w:r>
+          </w:p>
+        </w:tc>
+        <w:tc>
+          <w:tcPr/>
+          <w:p>
+            <w:pPr>
+              <w:pStyle w:val="Compact"/>
+            </w:pPr>
+            <w:r>
+              <w:t xml:space="preserve">2026-06-21</w:t>
+            </w:r>
+          </w:p>
+        </w:tc>
+      </w:tr>
+      <w:tr>
+        <w:tc>
+          <w:tcPr/>
+          <w:p>
+            <w:pPr>
+              <w:pStyle w:val="Compact"/>
+            </w:pPr>
+            <w:r>
+              <w:t xml:space="preserve">Pre-commit hook (git: staged files scan)</w:t>
+            </w:r>
+          </w:p>
+        </w:tc>
+        <w:tc>
+          <w:tcPr/>
+          <w:p>
+            <w:pPr>
+              <w:pStyle w:val="Compact"/>
+            </w:pPr>
+            <w:r>
+              <w:t xml:space="preserve">CREATED</w:t>
+            </w:r>
+          </w:p>
+        </w:tc>
+        <w:tc>
+          <w:tcPr/>
+          <w:p>
+            <w:pPr>
+              <w:pStyle w:val="Compact"/>
+            </w:pPr>
+            <w:r>
+              <w:t xml:space="preserve">2026-06-21</w:t>
+            </w:r>
+          </w:p>
+        </w:tc>
+      </w:tr>
+      <w:tr>
+        <w:tc>
+          <w:tcPr/>
+          <w:p>
+            <w:pPr>
+              <w:pStyle w:val="Compact"/>
+            </w:pPr>
+            <w:r>
+              <w:t xml:space="preserve">Pre-push gate (--error blocks findings)</w:t>
+            </w:r>
+          </w:p>
+        </w:tc>
+        <w:tc>
+          <w:tcPr/>
+          <w:p>
+            <w:pPr>
+              <w:pStyle w:val="Compact"/>
+            </w:pPr>
+            <w:r>
+              <w:t xml:space="preserve">CONFIGURED</w:t>
+            </w:r>
+          </w:p>
+        </w:tc>
+        <w:tc>
+          <w:tcPr/>
+          <w:p>
+            <w:pPr>
+              <w:pStyle w:val="Compact"/>
+            </w:pPr>
+            <w:r>
+              <w:t xml:space="preserve">2026-06-21</w:t>
+            </w:r>
+          </w:p>
+        </w:tc>
+      </w:tr>
+      <w:tr>
+        <w:tc>
+          <w:tcPr/>
+          <w:p>
+            <w:pPr>
+              <w:pStyle w:val="Compact"/>
+            </w:pPr>
+            <w:r>
+              <w:t xml:space="preserve">MCP agent integration</w:t>
+            </w:r>
+          </w:p>
+        </w:tc>
+        <w:tc>
+          <w:tcPr/>
+          <w:p>
+            <w:pPr>
+              <w:pStyle w:val="Compact"/>
+            </w:pPr>
+            <w:r>
+              <w:t xml:space="preserve">PENDING</w:t>
+            </w:r>
+          </w:p>
+        </w:tc>
+        <w:tc>
+          <w:tcPr/>
+          <w:p>
+            <w:pPr>
+              <w:pStyle w:val="Compact"/>
+            </w:pPr>
+            <w:r>
+              <w:t xml:space="preserve">—</w:t>
+            </w:r>
+          </w:p>
+        </w:tc>
+      </w:tr>
+      <w:tr>
+        <w:tc>
+          <w:tcPr/>
+          <w:p>
+            <w:pPr>
+              <w:pStyle w:val="Compact"/>
+            </w:pPr>
+            <w:r>
+              <w:t xml:space="preserve">All consuming projects wired</w:t>
+            </w:r>
+          </w:p>
+        </w:tc>
+        <w:tc>
+          <w:tcPr/>
+          <w:p>
+            <w:pPr>
+              <w:pStyle w:val="Compact"/>
+            </w:pPr>
+            <w:r>
+              <w:t xml:space="preserve">PENDING</w:t>
+            </w:r>
+          </w:p>
+        </w:tc>
+        <w:tc>
+          <w:tcPr/>
+          <w:p>
+            <w:pPr>
+              <w:pStyle w:val="Compact"/>
+            </w:pPr>
+            <w:r>
+              <w:t xml:space="preserve">—</w:t>
+            </w:r>
+          </w:p>
+        </w:tc>
+      </w:tr>
+    </w:tbl>
     <w:bookmarkEnd w:id="10"/>
-    <w:bookmarkStart w:id="11" w:name="recent-significant-events"/>
+    <w:bookmarkEnd w:id="11"/>
+    <w:bookmarkStart w:id="12" w:name="recent-significant-events"/>
     <w:p>
       <w:pPr>
         <w:pStyle w:val="Heading2"/>
@@ -868,8 +1173,8 @@
         <w:t xml:space="preserve">(summarize Status.md's most-impactful events — typically last 10 entries)</w:t>
       </w:r>
     </w:p>
-    <w:bookmarkEnd w:id="11"/>
     <w:bookmarkEnd w:id="12"/>
+    <w:bookmarkEnd w:id="13"/>
     <w:sectPr>
       <w:footnotePr>
         <w:numRestart w:val="eachSect"/>

--- a/docs/codegraph/Status_Summary.docx
+++ b/docs/codegraph/Status_Summary.docx
@@ -2,14 +2,6 @@
 <file path=word/document.xml><?xml version="1.0" encoding="utf-8"?>
 <w:document xmlns:w="http://schemas.openxmlformats.org/wordprocessingml/2006/main" xmlns:m="http://schemas.openxmlformats.org/officeDocument/2006/math" xmlns:r="http://schemas.openxmlformats.org/officeDocument/2006/relationships" xmlns:o="urn:schemas-microsoft-com:office:office" xmlns:v="urn:schemas-microsoft-com:vml" xmlns:w10="urn:schemas-microsoft-com:office:word" xmlns:a="http://schemas.openxmlformats.org/drawingml/2006/main" xmlns:pic="http://schemas.openxmlformats.org/drawingml/2006/picture" xmlns:wp="http://schemas.openxmlformats.org/drawingml/2006/wordprocessingDrawing">
   <w:body>
-    <w:p>
-      <w:pPr>
-        <w:pStyle w:val="Title"/>
-      </w:pPr>
-      <w:r>
-        <w:t xml:space="preserve">Status_Summary</w:t>
-      </w:r>
-    </w:p>
     <w:bookmarkStart w:id="13" w:name="codegraph--status-summary"/>
     <w:p>
       <w:pPr>
@@ -1351,8 +1343,8 @@
     </w:pPr>
     <w:rPr>
       <w:rFonts w:asciiTheme="majorHAnsi" w:cstheme="majorBidi" w:eastAsiaTheme="majorEastAsia" w:hAnsiTheme="majorHAnsi"/>
-      <w:sz w:val="56"/>
-      <w:szCs w:val="56"/>
+      <w:sz w:val="40"/>
+      <w:szCs w:val="40"/>
     </w:rPr>
   </w:style>
   <w:style w:customStyle="1" w:styleId="TitleChar" w:type="character">
@@ -1486,8 +1478,8 @@
     <w:rPr>
       <w:rFonts w:asciiTheme="majorHAnsi" w:cstheme="majorBidi" w:eastAsiaTheme="majorEastAsia" w:hAnsiTheme="majorHAnsi"/>
       <w:color w:themeColor="accent1" w:themeShade="BF" w:val="0F4761"/>
-      <w:sz w:val="40"/>
-      <w:szCs w:val="40"/>
+      <w:sz w:val="32"/>
+      <w:szCs w:val="32"/>
     </w:rPr>
   </w:style>
   <w:style w:styleId="Heading2" w:type="paragraph">
@@ -1509,8 +1501,8 @@
     <w:rPr>
       <w:rFonts w:asciiTheme="majorHAnsi" w:cstheme="majorBidi" w:eastAsiaTheme="majorEastAsia" w:hAnsiTheme="majorHAnsi"/>
       <w:color w:themeColor="accent1" w:themeShade="BF" w:val="0F4761"/>
-      <w:sz w:val="32"/>
-      <w:szCs w:val="32"/>
+      <w:sz w:val="26"/>
+      <w:szCs w:val="26"/>
     </w:rPr>
   </w:style>
   <w:style w:styleId="Heading3" w:type="paragraph">
@@ -1532,8 +1524,8 @@
     <w:rPr>
       <w:rFonts w:cstheme="majorBidi" w:eastAsiaTheme="majorEastAsia"/>
       <w:color w:themeColor="accent1" w:themeShade="BF" w:val="0F4761"/>
-      <w:sz w:val="28"/>
-      <w:szCs w:val="28"/>
+      <w:sz w:val="24"/>
+      <w:szCs w:val="24"/>
     </w:rPr>
   </w:style>
   <w:style w:styleId="Heading4" w:type="paragraph">
@@ -1553,6 +1545,8 @@
       <w:outlineLvl w:val="3"/>
     </w:pPr>
     <w:rPr>
+      <w:sz w:val="22"/>
+      <w:szCs w:val="22"/>
       <w:rFonts w:cstheme="majorBidi" w:eastAsiaTheme="majorEastAsia"/>
       <w:i/>
       <w:iCs/>
